--- a/output/Aureo_Ruffier_Dossier_Professionnel.docx
+++ b/output/Aureo_Ruffier_Dossier_Professionnel.docx
@@ -1461,7 +1461,6 @@
                 <w:szCs w:val="20"/>
               </w:rPr>
             </w:pPr>
-            <w:proofErr w:type="gramStart"/>
             <w:r>
               <w:rPr>
                 <w:rFonts w:cstheme="minorHAnsi"/>
@@ -1469,17 +1468,7 @@
                 <w:sz w:val="20"/>
                 <w:szCs w:val="20"/>
               </w:rPr>
-              <w:t>des</w:t>
-            </w:r>
-            <w:proofErr w:type="gramEnd"/>
-            <w:r>
-              <w:rPr>
-                <w:rFonts w:cstheme="minorHAnsi"/>
-                <w:color w:val="404040" w:themeColor="text1" w:themeTint="BF"/>
-                <w:sz w:val="20"/>
-                <w:szCs w:val="20"/>
-              </w:rPr>
-              <w:t xml:space="preserve"> résultats de la mise en situation professionnelle complétés, éventuellement, du questionnaire professionnel ou de l’entretien professionnel ou de l’entretien technique ou du questionnement à partir de productions.</w:t>
+              <w:t>des résultats de la mise en situation professionnelle complétés, éventuellement, du questionnaire professionnel ou de l’entretien professionnel ou de l’entretien technique ou du questionnement à partir de productions.</w:t>
             </w:r>
           </w:p>
           <w:p>
@@ -1502,7 +1491,6 @@
                 <w:szCs w:val="20"/>
               </w:rPr>
             </w:pPr>
-            <w:proofErr w:type="gramStart"/>
             <w:r>
               <w:rPr>
                 <w:rFonts w:cstheme="minorHAnsi"/>
@@ -1510,17 +1498,7 @@
                 <w:sz w:val="20"/>
                 <w:szCs w:val="20"/>
               </w:rPr>
-              <w:t>du</w:t>
-            </w:r>
-            <w:proofErr w:type="gramEnd"/>
-            <w:r>
-              <w:rPr>
-                <w:rFonts w:cstheme="minorHAnsi"/>
-                <w:color w:val="404040" w:themeColor="text1" w:themeTint="BF"/>
-                <w:sz w:val="20"/>
-                <w:szCs w:val="20"/>
-              </w:rPr>
-              <w:t xml:space="preserve"> </w:t>
+              <w:t xml:space="preserve">du </w:t>
             </w:r>
             <w:r>
               <w:rPr>
@@ -1562,7 +1540,6 @@
                 <w:szCs w:val="20"/>
               </w:rPr>
             </w:pPr>
-            <w:proofErr w:type="gramStart"/>
             <w:r>
               <w:rPr>
                 <w:rFonts w:cstheme="minorHAnsi"/>
@@ -1570,17 +1547,7 @@
                 <w:sz w:val="20"/>
                 <w:szCs w:val="20"/>
               </w:rPr>
-              <w:t>des</w:t>
-            </w:r>
-            <w:proofErr w:type="gramEnd"/>
-            <w:r>
-              <w:rPr>
-                <w:rFonts w:cstheme="minorHAnsi"/>
-                <w:color w:val="404040" w:themeColor="text1" w:themeTint="BF"/>
-                <w:sz w:val="20"/>
-                <w:szCs w:val="20"/>
-              </w:rPr>
-              <w:t xml:space="preserve"> résultats des évaluations passées en cours de formation lorsque le candidat évalué est issu d’un parcours de formation</w:t>
+              <w:t>des résultats des évaluations passées en cours de formation lorsque le candidat évalué est issu d’un parcours de formation</w:t>
             </w:r>
           </w:p>
           <w:p>
@@ -1603,7 +1570,6 @@
                 <w:szCs w:val="20"/>
               </w:rPr>
             </w:pPr>
-            <w:proofErr w:type="gramStart"/>
             <w:r>
               <w:rPr>
                 <w:rFonts w:cstheme="minorHAnsi"/>
@@ -1611,17 +1577,7 @@
                 <w:sz w:val="20"/>
                 <w:szCs w:val="20"/>
               </w:rPr>
-              <w:t>de</w:t>
-            </w:r>
-            <w:proofErr w:type="gramEnd"/>
-            <w:r>
-              <w:rPr>
-                <w:rFonts w:cstheme="minorHAnsi"/>
-                <w:color w:val="404040" w:themeColor="text1" w:themeTint="BF"/>
-                <w:sz w:val="20"/>
-                <w:szCs w:val="20"/>
-              </w:rPr>
-              <w:t xml:space="preserve"> l’entretien final</w:t>
+              <w:t>de l’entretien final</w:t>
             </w:r>
             <w:r>
               <w:rPr>
@@ -1750,7 +1706,6 @@
                 <w:szCs w:val="18"/>
               </w:rPr>
             </w:pPr>
-            <w:proofErr w:type="gramStart"/>
             <w:r>
               <w:rPr>
                 <w:rFonts w:cstheme="minorHAnsi"/>
@@ -1759,18 +1714,7 @@
                 <w:sz w:val="18"/>
                 <w:szCs w:val="18"/>
               </w:rPr>
-              <w:t>du</w:t>
-            </w:r>
-            <w:proofErr w:type="gramEnd"/>
-            <w:r>
-              <w:rPr>
-                <w:rFonts w:cstheme="minorHAnsi"/>
-                <w:i/>
-                <w:color w:val="7F7F7F" w:themeColor="text1" w:themeTint="80"/>
-                <w:sz w:val="18"/>
-                <w:szCs w:val="18"/>
-              </w:rPr>
-              <w:t xml:space="preserve"> ministère chargé de l’Emploi]</w:t>
+              <w:t>du ministère chargé de l’Emploi]</w:t>
             </w:r>
           </w:p>
           <w:p>
@@ -1846,7 +1790,6 @@
                 <w:szCs w:val="20"/>
               </w:rPr>
             </w:pPr>
-            <w:proofErr w:type="gramStart"/>
             <w:r>
               <w:rPr>
                 <w:rFonts w:cstheme="minorHAnsi"/>
@@ -1854,17 +1797,7 @@
                 <w:sz w:val="20"/>
                 <w:szCs w:val="20"/>
               </w:rPr>
-              <w:t>pour</w:t>
-            </w:r>
-            <w:proofErr w:type="gramEnd"/>
-            <w:r>
-              <w:rPr>
-                <w:rFonts w:cstheme="minorHAnsi"/>
-                <w:color w:val="404040" w:themeColor="text1" w:themeTint="BF"/>
-                <w:sz w:val="20"/>
-                <w:szCs w:val="20"/>
-              </w:rPr>
-              <w:t xml:space="preserve"> chaque activité-type du titre visé, un à trois exemples de pratique professionnelle ; </w:t>
+              <w:t xml:space="preserve">pour chaque activité-type du titre visé, un à trois exemples de pratique professionnelle ; </w:t>
             </w:r>
           </w:p>
           <w:p>
@@ -1883,7 +1816,6 @@
                 <w:szCs w:val="20"/>
               </w:rPr>
             </w:pPr>
-            <w:proofErr w:type="gramStart"/>
             <w:r>
               <w:rPr>
                 <w:rFonts w:cstheme="minorHAnsi"/>
@@ -1891,17 +1823,7 @@
                 <w:sz w:val="20"/>
                 <w:szCs w:val="20"/>
               </w:rPr>
-              <w:t>un</w:t>
-            </w:r>
-            <w:proofErr w:type="gramEnd"/>
-            <w:r>
-              <w:rPr>
-                <w:rFonts w:cstheme="minorHAnsi"/>
-                <w:color w:val="404040" w:themeColor="text1" w:themeTint="BF"/>
-                <w:sz w:val="20"/>
-                <w:szCs w:val="20"/>
-              </w:rPr>
-              <w:t xml:space="preserve"> tableau à renseigner si le candidat souhaite porter à la connaissance du jury la détention d’un titre, d’un diplôme, d’un certificat de qualification professionnelle (CQP) ou des attestations de formation ;</w:t>
+              <w:t>un tableau à renseigner si le candidat souhaite porter à la connaissance du jury la détention d’un titre, d’un diplôme, d’un certificat de qualification professionnelle (CQP) ou des attestations de formation ;</w:t>
             </w:r>
           </w:p>
           <w:p>
@@ -1920,7 +1842,6 @@
                 <w:szCs w:val="20"/>
               </w:rPr>
             </w:pPr>
-            <w:proofErr w:type="gramStart"/>
             <w:r>
               <w:rPr>
                 <w:rFonts w:cstheme="minorHAnsi"/>
@@ -1928,17 +1849,7 @@
                 <w:sz w:val="20"/>
                 <w:szCs w:val="20"/>
               </w:rPr>
-              <w:t>une</w:t>
-            </w:r>
-            <w:proofErr w:type="gramEnd"/>
-            <w:r>
-              <w:rPr>
-                <w:rFonts w:cstheme="minorHAnsi"/>
-                <w:color w:val="404040" w:themeColor="text1" w:themeTint="BF"/>
-                <w:sz w:val="20"/>
-                <w:szCs w:val="20"/>
-              </w:rPr>
-              <w:t xml:space="preserve"> déclaration sur l’honneur à compléter et à signer ;</w:t>
+              <w:t>une déclaration sur l’honneur à compléter et à signer ;</w:t>
             </w:r>
           </w:p>
           <w:p>
@@ -1957,7 +1868,6 @@
                 <w:szCs w:val="20"/>
               </w:rPr>
             </w:pPr>
-            <w:proofErr w:type="gramStart"/>
             <w:r>
               <w:rPr>
                 <w:rFonts w:cstheme="minorHAnsi"/>
@@ -1965,17 +1875,7 @@
                 <w:sz w:val="20"/>
                 <w:szCs w:val="20"/>
               </w:rPr>
-              <w:t>des</w:t>
-            </w:r>
-            <w:proofErr w:type="gramEnd"/>
-            <w:r>
-              <w:rPr>
-                <w:rFonts w:cstheme="minorHAnsi"/>
-                <w:color w:val="404040" w:themeColor="text1" w:themeTint="BF"/>
-                <w:sz w:val="20"/>
-                <w:szCs w:val="20"/>
-              </w:rPr>
-              <w:t xml:space="preserve"> documents illustrant la pratique professionnelle du candidat (facultatif)</w:t>
+              <w:t>des documents illustrant la pratique professionnelle du candidat (facultatif)</w:t>
             </w:r>
           </w:p>
           <w:p>
@@ -1994,7 +1894,6 @@
                 <w:szCs w:val="20"/>
               </w:rPr>
             </w:pPr>
-            <w:proofErr w:type="gramStart"/>
             <w:r>
               <w:rPr>
                 <w:rFonts w:cstheme="minorHAnsi"/>
@@ -2002,17 +1901,7 @@
                 <w:sz w:val="20"/>
                 <w:szCs w:val="20"/>
               </w:rPr>
-              <w:t>des</w:t>
-            </w:r>
-            <w:proofErr w:type="gramEnd"/>
-            <w:r>
-              <w:rPr>
-                <w:rFonts w:cstheme="minorHAnsi"/>
-                <w:color w:val="404040" w:themeColor="text1" w:themeTint="BF"/>
-                <w:sz w:val="20"/>
-                <w:szCs w:val="20"/>
-              </w:rPr>
-              <w:t xml:space="preserve"> annexes, si nécessaire.</w:t>
+              <w:t>des annexes, si nécessaire.</w:t>
             </w:r>
           </w:p>
         </w:tc>
@@ -2291,23 +2180,7 @@
                 <w:rFonts w:ascii="Arial" w:hAnsi="Arial"/>
                 <w:sz w:val="20"/>
               </w:rPr>
-              <w:t xml:space="preserve">Développer la partie </w:t>
-            </w:r>
-            <w:proofErr w:type="spellStart"/>
-            <w:r>
-              <w:rPr>
-                <w:rFonts w:ascii="Arial" w:hAnsi="Arial"/>
-                <w:sz w:val="20"/>
-              </w:rPr>
-              <w:t>front-end</w:t>
-            </w:r>
-            <w:proofErr w:type="spellEnd"/>
-            <w:r>
-              <w:rPr>
-                <w:rFonts w:ascii="Arial" w:hAnsi="Arial"/>
-                <w:sz w:val="20"/>
-              </w:rPr>
-              <w:t xml:space="preserve"> d'une application web ou web mobile sécurisée</w:t>
+              <w:t>Développer la partie front-end d'une application web ou web mobile sécurisée</w:t>
             </w:r>
           </w:p>
         </w:tc>
@@ -2674,23 +2547,7 @@
                 <w:rFonts w:ascii="Arial" w:hAnsi="Arial"/>
                 <w:sz w:val="20"/>
               </w:rPr>
-              <w:t xml:space="preserve">Développer la partie </w:t>
-            </w:r>
-            <w:proofErr w:type="spellStart"/>
-            <w:r>
-              <w:rPr>
-                <w:rFonts w:ascii="Arial" w:hAnsi="Arial"/>
-                <w:sz w:val="20"/>
-              </w:rPr>
-              <w:t>back-end</w:t>
-            </w:r>
-            <w:proofErr w:type="spellEnd"/>
-            <w:r>
-              <w:rPr>
-                <w:rFonts w:ascii="Arial" w:hAnsi="Arial"/>
-                <w:sz w:val="20"/>
-              </w:rPr>
-              <w:t xml:space="preserve"> d'une application web ou web mobile sécurisée</w:t>
+              <w:t>Développer la partie back-end d'une application web ou web mobile sécurisée</w:t>
             </w:r>
           </w:p>
         </w:tc>
@@ -2884,7 +2741,6 @@
             <w:pPr>
               <w:spacing w:after="45"/>
             </w:pPr>
-            <w:proofErr w:type="spellStart"/>
             <w:r>
               <w:rPr>
                 <w:rFonts w:ascii="Arial" w:hAnsi="Arial"/>
@@ -2892,7 +2748,6 @@
               </w:rPr>
               <w:t>Steamish</w:t>
             </w:r>
-            <w:proofErr w:type="spellEnd"/>
           </w:p>
         </w:tc>
         <w:tc>
@@ -3726,29 +3581,7 @@
                     <w:sz w:val="24"/>
                     <w:szCs w:val="24"/>
                   </w:rPr>
-                  <w:t xml:space="preserve">Développer la partie </w:t>
-                </w:r>
-                <w:proofErr w:type="spellStart"/>
-                <w:r>
-                  <w:rPr>
-                    <w:rFonts w:cstheme="minorHAnsi"/>
-                    <w:b/>
-                    <w:color w:val="404040" w:themeColor="text1" w:themeTint="BF"/>
-                    <w:sz w:val="24"/>
-                    <w:szCs w:val="24"/>
-                  </w:rPr>
-                  <w:t>front-end</w:t>
-                </w:r>
-                <w:proofErr w:type="spellEnd"/>
-                <w:r>
-                  <w:rPr>
-                    <w:rFonts w:cstheme="minorHAnsi"/>
-                    <w:b/>
-                    <w:color w:val="404040" w:themeColor="text1" w:themeTint="BF"/>
-                    <w:sz w:val="24"/>
-                    <w:szCs w:val="24"/>
-                  </w:rPr>
-                  <w:t xml:space="preserve"> d'une application web ou web mobile sécurisée</w:t>
+                  <w:t>Développer la partie front-end d'une application web ou web mobile sécurisée</w:t>
                 </w:r>
               </w:p>
             </w:tc>
@@ -4035,79 +3868,7 @@
                     <w:b/>
                     <w:color w:val="404040" w:themeColor="text1" w:themeTint="BF"/>
                   </w:rPr>
-                  <w:t xml:space="preserve">En JavaScript natif, j’ai créé les boutons des neuf générations à partir d’une structure </w:t>
-                </w:r>
-                <w:proofErr w:type="spellStart"/>
-                <w:r>
-                  <w:rPr>
-                    <w:rFonts w:cstheme="minorHAnsi"/>
-                    <w:b/>
-                    <w:color w:val="404040" w:themeColor="text1" w:themeTint="BF"/>
-                  </w:rPr>
-                  <w:t>Map</w:t>
-                </w:r>
-                <w:proofErr w:type="spellEnd"/>
-                <w:r>
-                  <w:rPr>
-                    <w:rFonts w:cstheme="minorHAnsi"/>
-                    <w:b/>
-                    <w:color w:val="404040" w:themeColor="text1" w:themeTint="BF"/>
-                  </w:rPr>
-                  <w:t xml:space="preserve"> et généré les cartes dans le DOM. Les appels asynchrones à </w:t>
-                </w:r>
-                <w:proofErr w:type="spellStart"/>
-                <w:r>
-                  <w:rPr>
-                    <w:rFonts w:cstheme="minorHAnsi"/>
-                    <w:b/>
-                    <w:color w:val="404040" w:themeColor="text1" w:themeTint="BF"/>
-                  </w:rPr>
-                  <w:t>PokeAPI</w:t>
-                </w:r>
-                <w:proofErr w:type="spellEnd"/>
-                <w:r>
-                  <w:rPr>
-                    <w:rFonts w:cstheme="minorHAnsi"/>
-                    <w:b/>
-                    <w:color w:val="404040" w:themeColor="text1" w:themeTint="BF"/>
-                  </w:rPr>
-                  <w:t xml:space="preserve"> récupèrent les noms et les types des Pokémon. Les </w:t>
-                </w:r>
-                <w:proofErr w:type="spellStart"/>
-                <w:r>
-                  <w:rPr>
-                    <w:rFonts w:cstheme="minorHAnsi"/>
-                    <w:b/>
-                    <w:color w:val="404040" w:themeColor="text1" w:themeTint="BF"/>
-                  </w:rPr>
-                  <w:t>sprites</w:t>
-                </w:r>
-                <w:proofErr w:type="spellEnd"/>
-                <w:r>
-                  <w:rPr>
-                    <w:rFonts w:cstheme="minorHAnsi"/>
-                    <w:b/>
-                    <w:color w:val="404040" w:themeColor="text1" w:themeTint="BF"/>
-                  </w:rPr>
-                  <w:t xml:space="preserve"> changent au survol pour afficher leur version </w:t>
-                </w:r>
-                <w:proofErr w:type="spellStart"/>
-                <w:r>
-                  <w:rPr>
-                    <w:rFonts w:cstheme="minorHAnsi"/>
-                    <w:b/>
-                    <w:color w:val="404040" w:themeColor="text1" w:themeTint="BF"/>
-                  </w:rPr>
-                  <w:t>shiny</w:t>
-                </w:r>
-                <w:proofErr w:type="spellEnd"/>
-                <w:r>
-                  <w:rPr>
-                    <w:rFonts w:cstheme="minorHAnsi"/>
-                    <w:b/>
-                    <w:color w:val="404040" w:themeColor="text1" w:themeTint="BF"/>
-                  </w:rPr>
-                  <w:t>.</w:t>
+                  <w:t>En JavaScript natif, j’ai créé les boutons des neuf générations à partir d’une structure Map et généré les cartes dans le DOM. Les appels asynchrones à PokeAPI récupèrent les noms et les types des Pokémon. Les sprites changent au survol pour afficher leur version shiny.</w:t>
                 </w:r>
               </w:p>
               <w:p>
@@ -4315,25 +4076,7 @@
                     <w:b/>
                     <w:color w:val="404040" w:themeColor="text1" w:themeTint="BF"/>
                   </w:rPr>
-                  <w:t xml:space="preserve">API utilisée : </w:t>
-                </w:r>
-                <w:proofErr w:type="spellStart"/>
-                <w:r>
-                  <w:rPr>
-                    <w:rFonts w:cstheme="minorHAnsi"/>
-                    <w:b/>
-                    <w:color w:val="404040" w:themeColor="text1" w:themeTint="BF"/>
-                  </w:rPr>
-                  <w:t>PokeAPI</w:t>
-                </w:r>
-                <w:proofErr w:type="spellEnd"/>
-                <w:r>
-                  <w:rPr>
-                    <w:rFonts w:cstheme="minorHAnsi"/>
-                    <w:b/>
-                    <w:color w:val="404040" w:themeColor="text1" w:themeTint="BF"/>
-                  </w:rPr>
-                  <w:t>.</w:t>
+                  <w:t>API utilisée : PokeAPI.</w:t>
                 </w:r>
               </w:p>
             </w:tc>
@@ -4792,25 +4535,7 @@
                     <w:b/>
                     <w:color w:val="404040" w:themeColor="text1" w:themeTint="BF"/>
                   </w:rPr>
-                  <w:t xml:space="preserve">Formation Développeur web et web mobile — exercice </w:t>
-                </w:r>
-                <w:proofErr w:type="spellStart"/>
-                <w:r>
-                  <w:rPr>
-                    <w:rFonts w:cstheme="minorHAnsi"/>
-                    <w:b/>
-                    <w:color w:val="404040" w:themeColor="text1" w:themeTint="BF"/>
-                  </w:rPr>
-                  <w:t>front-end</w:t>
-                </w:r>
-                <w:proofErr w:type="spellEnd"/>
-                <w:r>
-                  <w:rPr>
-                    <w:rFonts w:cstheme="minorHAnsi"/>
-                    <w:b/>
-                    <w:color w:val="404040" w:themeColor="text1" w:themeTint="BF"/>
-                  </w:rPr>
-                  <w:t xml:space="preserve"> Pokédex.</w:t>
+                  <w:t>Formation Développeur web et web mobile — exercice front-end Pokédex.</w:t>
                 </w:r>
               </w:p>
             </w:tc>
@@ -4957,7 +4682,6 @@
                 <w:color w:val="404040" w:themeColor="text1" w:themeTint="BF"/>
               </w:rPr>
             </w:pPr>
-            <w:proofErr w:type="gramStart"/>
             <w:r>
               <w:rPr>
                 <w:rFonts w:cstheme="minorHAnsi"/>
@@ -4966,7 +4690,6 @@
               </w:rPr>
               <w:t>au</w:t>
             </w:r>
-            <w:proofErr w:type="gramEnd"/>
           </w:p>
         </w:tc>
         <w:sdt>
@@ -5267,29 +4990,7 @@
                         <w:sz w:val="24"/>
                         <w:szCs w:val="24"/>
                       </w:rPr>
-                      <w:t xml:space="preserve">Développer la partie </w:t>
-                    </w:r>
-                    <w:proofErr w:type="spellStart"/>
-                    <w:r>
-                      <w:rPr>
-                        <w:rFonts w:cstheme="minorHAnsi"/>
-                        <w:b/>
-                        <w:color w:val="404040" w:themeColor="text1" w:themeTint="BF"/>
-                        <w:sz w:val="24"/>
-                        <w:szCs w:val="24"/>
-                      </w:rPr>
-                      <w:t>front-end</w:t>
-                    </w:r>
-                    <w:proofErr w:type="spellEnd"/>
-                    <w:r>
-                      <w:rPr>
-                        <w:rFonts w:cstheme="minorHAnsi"/>
-                        <w:b/>
-                        <w:color w:val="404040" w:themeColor="text1" w:themeTint="BF"/>
-                        <w:sz w:val="24"/>
-                        <w:szCs w:val="24"/>
-                      </w:rPr>
-                      <w:t xml:space="preserve"> d'une application web ou web mobile sécurisée</w:t>
+                      <w:t>Développer la partie front-end d'une application web ou web mobile sécurisée</w:t>
                     </w:r>
                   </w:p>
                 </w:tc>
@@ -5555,25 +5256,7 @@
                     <w:b/>
                     <w:color w:val="404040" w:themeColor="text1" w:themeTint="BF"/>
                   </w:rPr>
-                  <w:t xml:space="preserve">J’ai développé le </w:t>
-                </w:r>
-                <w:proofErr w:type="spellStart"/>
-                <w:r>
-                  <w:rPr>
-                    <w:rFonts w:cstheme="minorHAnsi"/>
-                    <w:b/>
-                    <w:color w:val="404040" w:themeColor="text1" w:themeTint="BF"/>
-                  </w:rPr>
-                  <w:t>front-end</w:t>
-                </w:r>
-                <w:proofErr w:type="spellEnd"/>
-                <w:r>
-                  <w:rPr>
-                    <w:rFonts w:cstheme="minorHAnsi"/>
-                    <w:b/>
-                    <w:color w:val="404040" w:themeColor="text1" w:themeTint="BF"/>
-                  </w:rPr>
-                  <w:t xml:space="preserve"> de L’Aiguille des Volcans, un site présentant un atelier de broderie et de personnalisation textile. Il permet de découvrir les réalisations, de consulter le catalogue et de demander un devis.</w:t>
+                  <w:t>J’ai développé le front-end de L’Aiguille des Volcans, un site présentant un atelier de broderie et de personnalisation textile. Il permet de découvrir les réalisations, de consulter le catalogue et de demander un devis.</w:t>
                 </w:r>
               </w:p>
               <w:p>
@@ -5624,25 +5307,7 @@
                     <w:b/>
                     <w:color w:val="404040" w:themeColor="text1" w:themeTint="BF"/>
                   </w:rPr>
-                  <w:t xml:space="preserve">J’ai intégré le catalogue et les formulaires de devis, de contact, d’inscription et de connexion. En JavaScript, j’ai ajouté le thème clair et sombre, l’agrandissement des photos et la prévisualisation des images dans l’administration. </w:t>
-                </w:r>
-                <w:proofErr w:type="spellStart"/>
-                <w:r>
-                  <w:rPr>
-                    <w:rFonts w:cstheme="minorHAnsi"/>
-                    <w:b/>
-                    <w:color w:val="404040" w:themeColor="text1" w:themeTint="BF"/>
-                  </w:rPr>
-                  <w:t>Webpack</w:t>
-                </w:r>
-                <w:proofErr w:type="spellEnd"/>
-                <w:r>
-                  <w:rPr>
-                    <w:rFonts w:cstheme="minorHAnsi"/>
-                    <w:b/>
-                    <w:color w:val="404040" w:themeColor="text1" w:themeTint="BF"/>
-                  </w:rPr>
-                  <w:t xml:space="preserve"> Encore compile les fichiers CSS et JavaScript.</w:t>
+                  <w:t>J’ai intégré le catalogue et les formulaires de devis, de contact, d’inscription et de connexion. En JavaScript, j’ai ajouté le thème clair et sombre, l’agrandissement des photos et la prévisualisation des images dans l’administration. Webpack Encore compile les fichiers CSS et JavaScript.</w:t>
                 </w:r>
               </w:p>
               <w:p>
@@ -5837,25 +5502,7 @@
                     <w:b/>
                     <w:color w:val="404040" w:themeColor="text1" w:themeTint="BF"/>
                   </w:rPr>
-                  <w:t xml:space="preserve">Langages et </w:t>
-                </w:r>
-                <w:proofErr w:type="spellStart"/>
-                <w:r>
-                  <w:rPr>
-                    <w:rFonts w:cstheme="minorHAnsi"/>
-                    <w:b/>
-                    <w:color w:val="404040" w:themeColor="text1" w:themeTint="BF"/>
-                  </w:rPr>
-                  <w:t>templates</w:t>
-                </w:r>
-                <w:proofErr w:type="spellEnd"/>
-                <w:r>
-                  <w:rPr>
-                    <w:rFonts w:cstheme="minorHAnsi"/>
-                    <w:b/>
-                    <w:color w:val="404040" w:themeColor="text1" w:themeTint="BF"/>
-                  </w:rPr>
-                  <w:t xml:space="preserve"> : HTML, CSS, JavaScript et Twig.</w:t>
+                  <w:t>Langages et templates : HTML, CSS, JavaScript et Twig.</w:t>
                 </w:r>
               </w:p>
               <w:p>
@@ -5866,23 +5513,13 @@
                     <w:color w:val="404040" w:themeColor="text1" w:themeTint="BF"/>
                   </w:rPr>
                 </w:pPr>
-                <w:proofErr w:type="spellStart"/>
                 <w:r>
                   <w:rPr>
                     <w:rFonts w:cstheme="minorHAnsi"/>
                     <w:b/>
                     <w:color w:val="404040" w:themeColor="text1" w:themeTint="BF"/>
                   </w:rPr>
-                  <w:t>Maquetage</w:t>
-                </w:r>
-                <w:proofErr w:type="spellEnd"/>
-                <w:r>
-                  <w:rPr>
-                    <w:rFonts w:cstheme="minorHAnsi"/>
-                    <w:b/>
-                    <w:color w:val="404040" w:themeColor="text1" w:themeTint="BF"/>
-                  </w:rPr>
-                  <w:t xml:space="preserve"> : wireframes et maquettes SVG, ordinateur et mobile.</w:t>
+                  <w:t>Maquetage : wireframes et maquettes SVG, ordinateur et mobile.</w:t>
                 </w:r>
               </w:p>
               <w:p>
@@ -5916,43 +5553,7 @@
                     <w:b/>
                     <w:color w:val="404040" w:themeColor="text1" w:themeTint="BF"/>
                   </w:rPr>
-                  <w:t xml:space="preserve">Outils : </w:t>
-                </w:r>
-                <w:proofErr w:type="spellStart"/>
-                <w:r>
-                  <w:rPr>
-                    <w:rFonts w:cstheme="minorHAnsi"/>
-                    <w:b/>
-                    <w:color w:val="404040" w:themeColor="text1" w:themeTint="BF"/>
-                  </w:rPr>
-                  <w:t>Webpack</w:t>
-                </w:r>
-                <w:proofErr w:type="spellEnd"/>
-                <w:r>
-                  <w:rPr>
-                    <w:rFonts w:cstheme="minorHAnsi"/>
-                    <w:b/>
-                    <w:color w:val="404040" w:themeColor="text1" w:themeTint="BF"/>
-                  </w:rPr>
-                  <w:t xml:space="preserve"> Encore, </w:t>
-                </w:r>
-                <w:proofErr w:type="spellStart"/>
-                <w:r>
-                  <w:rPr>
-                    <w:rFonts w:cstheme="minorHAnsi"/>
-                    <w:b/>
-                    <w:color w:val="404040" w:themeColor="text1" w:themeTint="BF"/>
-                  </w:rPr>
-                  <w:t>npm</w:t>
-                </w:r>
-                <w:proofErr w:type="spellEnd"/>
-                <w:r>
-                  <w:rPr>
-                    <w:rFonts w:cstheme="minorHAnsi"/>
-                    <w:b/>
-                    <w:color w:val="404040" w:themeColor="text1" w:themeTint="BF"/>
-                  </w:rPr>
-                  <w:t xml:space="preserve"> et Docker Compose.</w:t>
+                  <w:t>Outils : Webpack Encore, npm et Docker Compose.</w:t>
                 </w:r>
               </w:p>
               <w:p>
@@ -6069,7 +5670,23 @@
                     <w:b/>
                     <w:color w:val="404040" w:themeColor="text1" w:themeTint="BF"/>
                   </w:rPr>
-                  <w:t>J'ai travaillé en autonomie directe avec la créatrice de l'atelier pour recueillir les besoins et valider les maquettes.</w:t>
+                  <w:t>J'ai travaillé en autonomie</w:t>
+                </w:r>
+                <w:r>
+                  <w:rPr>
+                    <w:rFonts w:cstheme="minorHAnsi"/>
+                    <w:b/>
+                    <w:color w:val="404040" w:themeColor="text1" w:themeTint="BF"/>
+                  </w:rPr>
+                  <w:t>, en lien</w:t>
+                </w:r>
+                <w:r>
+                  <w:rPr>
+                    <w:rFonts w:cstheme="minorHAnsi"/>
+                    <w:b/>
+                    <w:color w:val="404040" w:themeColor="text1" w:themeTint="BF"/>
+                  </w:rPr>
+                  <w:t xml:space="preserve"> directe avec la créatrice de l'atelier pour recueillir les besoins et valider les maquettes.</w:t>
                 </w:r>
               </w:p>
             </w:tc>
@@ -6412,25 +6029,7 @@
                     <w:b/>
                     <w:color w:val="404040" w:themeColor="text1" w:themeTint="BF"/>
                   </w:rPr>
-                  <w:t xml:space="preserve">Projet L’Aiguille des Volcans — </w:t>
-                </w:r>
-                <w:proofErr w:type="spellStart"/>
-                <w:r>
-                  <w:rPr>
-                    <w:rFonts w:cstheme="minorHAnsi"/>
-                    <w:b/>
-                    <w:color w:val="404040" w:themeColor="text1" w:themeTint="BF"/>
-                  </w:rPr>
-                  <w:t>maquetage</w:t>
-                </w:r>
-                <w:proofErr w:type="spellEnd"/>
-                <w:r>
-                  <w:rPr>
-                    <w:rFonts w:cstheme="minorHAnsi"/>
-                    <w:b/>
-                    <w:color w:val="404040" w:themeColor="text1" w:themeTint="BF"/>
-                  </w:rPr>
-                  <w:t xml:space="preserve"> et développement des interfaces.</w:t>
+                  <w:t>Projet L’Aiguille des Volcans — maquetage et développement des interfaces.</w:t>
                 </w:r>
               </w:p>
             </w:tc>
@@ -6577,7 +6176,6 @@
                 <w:color w:val="404040" w:themeColor="text1" w:themeTint="BF"/>
               </w:rPr>
             </w:pPr>
-            <w:proofErr w:type="gramStart"/>
             <w:r>
               <w:rPr>
                 <w:rFonts w:cstheme="minorHAnsi"/>
@@ -6586,7 +6184,6 @@
               </w:rPr>
               <w:t>au</w:t>
             </w:r>
-            <w:proofErr w:type="gramEnd"/>
           </w:p>
         </w:tc>
         <w:sdt>
@@ -6865,29 +6462,7 @@
                     <w:sz w:val="24"/>
                     <w:szCs w:val="24"/>
                   </w:rPr>
-                  <w:t xml:space="preserve">Développer la partie </w:t>
-                </w:r>
-                <w:proofErr w:type="spellStart"/>
-                <w:r>
-                  <w:rPr>
-                    <w:rFonts w:cstheme="minorHAnsi"/>
-                    <w:b/>
-                    <w:color w:val="404040" w:themeColor="text1" w:themeTint="BF"/>
-                    <w:sz w:val="24"/>
-                    <w:szCs w:val="24"/>
-                  </w:rPr>
-                  <w:t>back-end</w:t>
-                </w:r>
-                <w:proofErr w:type="spellEnd"/>
-                <w:r>
-                  <w:rPr>
-                    <w:rFonts w:cstheme="minorHAnsi"/>
-                    <w:b/>
-                    <w:color w:val="404040" w:themeColor="text1" w:themeTint="BF"/>
-                    <w:sz w:val="24"/>
-                    <w:szCs w:val="24"/>
-                  </w:rPr>
-                  <w:t xml:space="preserve"> d'une application web ou web mobile sécurisée</w:t>
+                  <w:t>Développer la partie back-end d'une application web ou web mobile sécurisée</w:t>
                 </w:r>
               </w:p>
             </w:tc>
@@ -7145,25 +6720,7 @@
                     <w:b/>
                     <w:color w:val="404040" w:themeColor="text1" w:themeTint="BF"/>
                   </w:rPr>
-                  <w:t xml:space="preserve">J’ai développé le </w:t>
-                </w:r>
-                <w:proofErr w:type="spellStart"/>
-                <w:r>
-                  <w:rPr>
-                    <w:rFonts w:cstheme="minorHAnsi"/>
-                    <w:b/>
-                    <w:color w:val="404040" w:themeColor="text1" w:themeTint="BF"/>
-                  </w:rPr>
-                  <w:t>back-end</w:t>
-                </w:r>
-                <w:proofErr w:type="spellEnd"/>
-                <w:r>
-                  <w:rPr>
-                    <w:rFonts w:cstheme="minorHAnsi"/>
-                    <w:b/>
-                    <w:color w:val="404040" w:themeColor="text1" w:themeTint="BF"/>
-                  </w:rPr>
-                  <w:t xml:space="preserve"> de L’Aiguille des Volcans avec PHP et Symfony pour gérer le catalogue, les utilisateurs, les devis et les avis.</w:t>
+                  <w:t>J’ai développé le back-end de L’Aiguille des Volcans avec PHP et Symfony pour gérer le catalogue, les utilisateurs, les devis et les avis.</w:t>
                 </w:r>
               </w:p>
               <w:p>
@@ -7180,25 +6737,7 @@
                     <w:b/>
                     <w:color w:val="404040" w:themeColor="text1" w:themeTint="BF"/>
                   </w:rPr>
-                  <w:t xml:space="preserve">J’ai modélisé les entités et leurs relations, puis créé la base </w:t>
-                </w:r>
-                <w:proofErr w:type="spellStart"/>
-                <w:r>
-                  <w:rPr>
-                    <w:rFonts w:cstheme="minorHAnsi"/>
-                    <w:b/>
-                    <w:color w:val="404040" w:themeColor="text1" w:themeTint="BF"/>
-                  </w:rPr>
-                  <w:t>MariaDB</w:t>
-                </w:r>
-                <w:proofErr w:type="spellEnd"/>
-                <w:r>
-                  <w:rPr>
-                    <w:rFonts w:cstheme="minorHAnsi"/>
-                    <w:b/>
-                    <w:color w:val="404040" w:themeColor="text1" w:themeTint="BF"/>
-                  </w:rPr>
-                  <w:t xml:space="preserve"> avec Doctrine et les migrations. Les produits sont associés aux catégories ; les avis et les devis peuvent être rattachés aux utilisateurs selon les règles du projet.</w:t>
+                  <w:t>J’ai modélisé les entités et leurs relations, puis créé la base MariaDB avec Doctrine et les migrations. Les produits sont associés aux catégories ; les avis et les devis peuvent être rattachés aux utilisateurs selon les règles du projet.</w:t>
                 </w:r>
               </w:p>
               <w:p>
@@ -7249,25 +6788,7 @@
                     <w:b/>
                     <w:color w:val="404040" w:themeColor="text1" w:themeTint="BF"/>
                   </w:rPr>
-                  <w:t xml:space="preserve">J’ai configuré Docker avec PHP, Caddy, </w:t>
-                </w:r>
-                <w:proofErr w:type="spellStart"/>
-                <w:r>
-                  <w:rPr>
-                    <w:rFonts w:cstheme="minorHAnsi"/>
-                    <w:b/>
-                    <w:color w:val="404040" w:themeColor="text1" w:themeTint="BF"/>
-                  </w:rPr>
-                  <w:t>MariaDB</w:t>
-                </w:r>
-                <w:proofErr w:type="spellEnd"/>
-                <w:r>
-                  <w:rPr>
-                    <w:rFonts w:cstheme="minorHAnsi"/>
-                    <w:b/>
-                    <w:color w:val="404040" w:themeColor="text1" w:themeTint="BF"/>
-                  </w:rPr>
-                  <w:t>, Node.js et phpMyAdmin.</w:t>
+                  <w:t>J’ai configuré Docker avec PHP, Caddy, MariaDB, Node.js et phpMyAdmin.</w:t>
                 </w:r>
               </w:p>
               <w:p>
@@ -7445,25 +6966,7 @@
                     <w:b/>
                     <w:color w:val="404040" w:themeColor="text1" w:themeTint="BF"/>
                   </w:rPr>
-                  <w:t xml:space="preserve">Langage et </w:t>
-                </w:r>
-                <w:proofErr w:type="spellStart"/>
-                <w:r>
-                  <w:rPr>
-                    <w:rFonts w:cstheme="minorHAnsi"/>
-                    <w:b/>
-                    <w:color w:val="404040" w:themeColor="text1" w:themeTint="BF"/>
-                  </w:rPr>
-                  <w:t>framework</w:t>
-                </w:r>
-                <w:proofErr w:type="spellEnd"/>
-                <w:r>
-                  <w:rPr>
-                    <w:rFonts w:cstheme="minorHAnsi"/>
-                    <w:b/>
-                    <w:color w:val="404040" w:themeColor="text1" w:themeTint="BF"/>
-                  </w:rPr>
-                  <w:t xml:space="preserve"> : PHP 8.2 et Symfony 7.4.</w:t>
+                  <w:t>Langage et framework : PHP 8.2 et Symfony 7.4.</w:t>
                 </w:r>
               </w:p>
               <w:p>
@@ -7480,43 +6983,7 @@
                     <w:b/>
                     <w:color w:val="404040" w:themeColor="text1" w:themeTint="BF"/>
                   </w:rPr>
-                  <w:t xml:space="preserve">Données : </w:t>
-                </w:r>
-                <w:proofErr w:type="spellStart"/>
-                <w:r>
-                  <w:rPr>
-                    <w:rFonts w:cstheme="minorHAnsi"/>
-                    <w:b/>
-                    <w:color w:val="404040" w:themeColor="text1" w:themeTint="BF"/>
-                  </w:rPr>
-                  <w:t>MariaDB</w:t>
-                </w:r>
-                <w:proofErr w:type="spellEnd"/>
-                <w:r>
-                  <w:rPr>
-                    <w:rFonts w:cstheme="minorHAnsi"/>
-                    <w:b/>
-                    <w:color w:val="404040" w:themeColor="text1" w:themeTint="BF"/>
-                  </w:rPr>
-                  <w:t xml:space="preserve">, Doctrine ORM, Doctrine Migrations et </w:t>
-                </w:r>
-                <w:proofErr w:type="spellStart"/>
-                <w:r>
-                  <w:rPr>
-                    <w:rFonts w:cstheme="minorHAnsi"/>
-                    <w:b/>
-                    <w:color w:val="404040" w:themeColor="text1" w:themeTint="BF"/>
-                  </w:rPr>
-                  <w:t>QueryBuilder</w:t>
-                </w:r>
-                <w:proofErr w:type="spellEnd"/>
-                <w:r>
-                  <w:rPr>
-                    <w:rFonts w:cstheme="minorHAnsi"/>
-                    <w:b/>
-                    <w:color w:val="404040" w:themeColor="text1" w:themeTint="BF"/>
-                  </w:rPr>
-                  <w:t>.</w:t>
+                  <w:t>Données : MariaDB, Doctrine ORM, Doctrine Migrations et QueryBuilder.</w:t>
                 </w:r>
               </w:p>
               <w:p>
@@ -7533,43 +7000,7 @@
                     <w:b/>
                     <w:color w:val="404040" w:themeColor="text1" w:themeTint="BF"/>
                   </w:rPr>
-                  <w:t xml:space="preserve">Composants : Symfony </w:t>
-                </w:r>
-                <w:proofErr w:type="spellStart"/>
-                <w:r>
-                  <w:rPr>
-                    <w:rFonts w:cstheme="minorHAnsi"/>
-                    <w:b/>
-                    <w:color w:val="404040" w:themeColor="text1" w:themeTint="BF"/>
-                  </w:rPr>
-                  <w:t>Form</w:t>
-                </w:r>
-                <w:proofErr w:type="spellEnd"/>
-                <w:r>
-                  <w:rPr>
-                    <w:rFonts w:cstheme="minorHAnsi"/>
-                    <w:b/>
-                    <w:color w:val="404040" w:themeColor="text1" w:themeTint="BF"/>
-                  </w:rPr>
-                  <w:t xml:space="preserve">, </w:t>
-                </w:r>
-                <w:proofErr w:type="spellStart"/>
-                <w:r>
-                  <w:rPr>
-                    <w:rFonts w:cstheme="minorHAnsi"/>
-                    <w:b/>
-                    <w:color w:val="404040" w:themeColor="text1" w:themeTint="BF"/>
-                  </w:rPr>
-                  <w:t>Validator</w:t>
-                </w:r>
-                <w:proofErr w:type="spellEnd"/>
-                <w:r>
-                  <w:rPr>
-                    <w:rFonts w:cstheme="minorHAnsi"/>
-                    <w:b/>
-                    <w:color w:val="404040" w:themeColor="text1" w:themeTint="BF"/>
-                  </w:rPr>
-                  <w:t>, Security et Mailer ; Twig.</w:t>
+                  <w:t>Composants : Symfony Form, Validator, Security et Mailer ; Twig.</w:t>
                 </w:r>
               </w:p>
               <w:p>
@@ -7603,43 +7034,7 @@
                     <w:b/>
                     <w:color w:val="404040" w:themeColor="text1" w:themeTint="BF"/>
                   </w:rPr>
-                  <w:t xml:space="preserve">Dépendances et compilation : Composer, </w:t>
-                </w:r>
-                <w:proofErr w:type="spellStart"/>
-                <w:r>
-                  <w:rPr>
-                    <w:rFonts w:cstheme="minorHAnsi"/>
-                    <w:b/>
-                    <w:color w:val="404040" w:themeColor="text1" w:themeTint="BF"/>
-                  </w:rPr>
-                  <w:t>npm</w:t>
-                </w:r>
-                <w:proofErr w:type="spellEnd"/>
-                <w:r>
-                  <w:rPr>
-                    <w:rFonts w:cstheme="minorHAnsi"/>
-                    <w:b/>
-                    <w:color w:val="404040" w:themeColor="text1" w:themeTint="BF"/>
-                  </w:rPr>
-                  <w:t xml:space="preserve"> et </w:t>
-                </w:r>
-                <w:proofErr w:type="spellStart"/>
-                <w:r>
-                  <w:rPr>
-                    <w:rFonts w:cstheme="minorHAnsi"/>
-                    <w:b/>
-                    <w:color w:val="404040" w:themeColor="text1" w:themeTint="BF"/>
-                  </w:rPr>
-                  <w:t>Webpack</w:t>
-                </w:r>
-                <w:proofErr w:type="spellEnd"/>
-                <w:r>
-                  <w:rPr>
-                    <w:rFonts w:cstheme="minorHAnsi"/>
-                    <w:b/>
-                    <w:color w:val="404040" w:themeColor="text1" w:themeTint="BF"/>
-                  </w:rPr>
-                  <w:t xml:space="preserve"> Encore.</w:t>
+                  <w:t>Dépendances et compilation : Composer, npm et Webpack Encore.</w:t>
                 </w:r>
               </w:p>
               <w:p>
@@ -8250,7 +7645,6 @@
                 <w:color w:val="404040" w:themeColor="text1" w:themeTint="BF"/>
               </w:rPr>
             </w:pPr>
-            <w:proofErr w:type="gramStart"/>
             <w:r>
               <w:rPr>
                 <w:rFonts w:cstheme="minorHAnsi"/>
@@ -8259,7 +7653,6 @@
               </w:rPr>
               <w:t>au</w:t>
             </w:r>
-            <w:proofErr w:type="gramEnd"/>
           </w:p>
         </w:tc>
         <w:sdt>
@@ -8556,29 +7949,7 @@
                         <w:sz w:val="24"/>
                         <w:szCs w:val="24"/>
                       </w:rPr>
-                      <w:t xml:space="preserve">Développer la partie </w:t>
-                    </w:r>
-                    <w:proofErr w:type="spellStart"/>
-                    <w:r>
-                      <w:rPr>
-                        <w:rFonts w:cstheme="minorHAnsi"/>
-                        <w:b/>
-                        <w:color w:val="404040" w:themeColor="text1" w:themeTint="BF"/>
-                        <w:sz w:val="24"/>
-                        <w:szCs w:val="24"/>
-                      </w:rPr>
-                      <w:t>back-end</w:t>
-                    </w:r>
-                    <w:proofErr w:type="spellEnd"/>
-                    <w:r>
-                      <w:rPr>
-                        <w:rFonts w:cstheme="minorHAnsi"/>
-                        <w:b/>
-                        <w:color w:val="404040" w:themeColor="text1" w:themeTint="BF"/>
-                        <w:sz w:val="24"/>
-                        <w:szCs w:val="24"/>
-                      </w:rPr>
-                      <w:t xml:space="preserve"> d'une application web ou web mobile sécurisée</w:t>
+                      <w:t>Développer la partie back-end d'une application web ou web mobile sécurisée</w:t>
                     </w:r>
                   </w:p>
                 </w:tc>
@@ -8706,7 +8077,6 @@
                     <w:color w:val="D60093"/>
                   </w:rPr>
                 </w:pPr>
-                <w:proofErr w:type="spellStart"/>
                 <w:r>
                   <w:rPr>
                     <w:rFonts w:cstheme="minorHAnsi"/>
@@ -8716,7 +8086,6 @@
                   </w:rPr>
                   <w:t>Steamish</w:t>
                 </w:r>
-                <w:proofErr w:type="spellEnd"/>
               </w:p>
             </w:tc>
           </w:sdtContent>
@@ -8840,43 +8209,7 @@
                     <w:b/>
                     <w:color w:val="404040" w:themeColor="text1" w:themeTint="BF"/>
                   </w:rPr>
-                  <w:t xml:space="preserve">J’ai développé le </w:t>
-                </w:r>
-                <w:proofErr w:type="spellStart"/>
-                <w:r>
-                  <w:rPr>
-                    <w:rFonts w:cstheme="minorHAnsi"/>
-                    <w:b/>
-                    <w:color w:val="404040" w:themeColor="text1" w:themeTint="BF"/>
-                  </w:rPr>
-                  <w:t>back-end</w:t>
-                </w:r>
-                <w:proofErr w:type="spellEnd"/>
-                <w:r>
-                  <w:rPr>
-                    <w:rFonts w:cstheme="minorHAnsi"/>
-                    <w:b/>
-                    <w:color w:val="404040" w:themeColor="text1" w:themeTint="BF"/>
-                  </w:rPr>
-                  <w:t xml:space="preserve"> de </w:t>
-                </w:r>
-                <w:proofErr w:type="spellStart"/>
-                <w:r>
-                  <w:rPr>
-                    <w:rFonts w:cstheme="minorHAnsi"/>
-                    <w:b/>
-                    <w:color w:val="404040" w:themeColor="text1" w:themeTint="BF"/>
-                  </w:rPr>
-                  <w:t>Steamish</w:t>
-                </w:r>
-                <w:proofErr w:type="spellEnd"/>
-                <w:r>
-                  <w:rPr>
-                    <w:rFonts w:cstheme="minorHAnsi"/>
-                    <w:b/>
-                    <w:color w:val="404040" w:themeColor="text1" w:themeTint="BF"/>
-                  </w:rPr>
-                  <w:t>, une application inspirée d’Instant Gaming permettant de consulter des jeux, des profils utilisateurs, des éditeurs et des catégories, ainsi que de déposer des avis.</w:t>
+                  <w:t>J’ai développé le back-end de Steamish, une application inspirée d’Instant Gaming permettant de consulter des jeux, des profils utilisateurs, des éditeurs et des catégories, ainsi que de déposer des avis.</w:t>
                 </w:r>
               </w:p>
               <w:p>
@@ -8893,25 +8226,7 @@
                     <w:b/>
                     <w:color w:val="404040" w:themeColor="text1" w:themeTint="BF"/>
                   </w:rPr>
-                  <w:t xml:space="preserve">J’ai modélisé les données, créé les entités Doctrine et leurs relations, puis les migrations pour la base </w:t>
-                </w:r>
-                <w:proofErr w:type="spellStart"/>
-                <w:r>
-                  <w:rPr>
-                    <w:rFonts w:cstheme="minorHAnsi"/>
-                    <w:b/>
-                    <w:color w:val="404040" w:themeColor="text1" w:themeTint="BF"/>
-                  </w:rPr>
-                  <w:t>MariaDB</w:t>
-                </w:r>
-                <w:proofErr w:type="spellEnd"/>
-                <w:r>
-                  <w:rPr>
-                    <w:rFonts w:cstheme="minorHAnsi"/>
-                    <w:b/>
-                    <w:color w:val="404040" w:themeColor="text1" w:themeTint="BF"/>
-                  </w:rPr>
-                  <w:t>. J’ai développé les requêtes nécessaires à la recherche de jeux, à l’affichage des jeux les mieux notés, des jeux similaires et des informations de profil.</w:t>
+                  <w:t>J’ai modélisé les données, créé les entités Doctrine et leurs relations, puis les migrations pour la base MariaDB. J’ai développé les requêtes nécessaires à la recherche de jeux, à l’affichage des jeux les mieux notés, des jeux similaires et des informations de profil.</w:t>
                 </w:r>
               </w:p>
               <w:p>
@@ -8945,25 +8260,7 @@
                     <w:b/>
                     <w:color w:val="404040" w:themeColor="text1" w:themeTint="BF"/>
                   </w:rPr>
-                  <w:t xml:space="preserve">J’ai séparé certaines opérations dans des services, notamment la génération des </w:t>
-                </w:r>
-                <w:proofErr w:type="spellStart"/>
-                <w:r>
-                  <w:rPr>
-                    <w:rFonts w:cstheme="minorHAnsi"/>
-                    <w:b/>
-                    <w:color w:val="404040" w:themeColor="text1" w:themeTint="BF"/>
-                  </w:rPr>
-                  <w:t>slugs</w:t>
-                </w:r>
-                <w:proofErr w:type="spellEnd"/>
-                <w:r>
-                  <w:rPr>
-                    <w:rFonts w:cstheme="minorHAnsi"/>
-                    <w:b/>
-                    <w:color w:val="404040" w:themeColor="text1" w:themeTint="BF"/>
-                  </w:rPr>
-                  <w:t>. J’ai également travaillé sur l’internationalisation et les messages de confirmation ou d’erreur. Le développement s’est déroulé dans un environnement Docker.</w:t>
+                  <w:t>J’ai séparé certaines opérations dans des services, notamment la génération des slugs. J’ai également travaillé sur l’internationalisation et les messages de confirmation ou d’erreur. Le développement s’est déroulé dans un environnement Docker.</w:t>
                 </w:r>
               </w:p>
               <w:p>
@@ -9152,25 +8449,7 @@
                     <w:b/>
                     <w:color w:val="404040" w:themeColor="text1" w:themeTint="BF"/>
                   </w:rPr>
-                  <w:t xml:space="preserve">Langage et </w:t>
-                </w:r>
-                <w:proofErr w:type="spellStart"/>
-                <w:r>
-                  <w:rPr>
-                    <w:rFonts w:cstheme="minorHAnsi"/>
-                    <w:b/>
-                    <w:color w:val="404040" w:themeColor="text1" w:themeTint="BF"/>
-                  </w:rPr>
-                  <w:t>framework</w:t>
-                </w:r>
-                <w:proofErr w:type="spellEnd"/>
-                <w:r>
-                  <w:rPr>
-                    <w:rFonts w:cstheme="minorHAnsi"/>
-                    <w:b/>
-                    <w:color w:val="404040" w:themeColor="text1" w:themeTint="BF"/>
-                  </w:rPr>
-                  <w:t xml:space="preserve"> : PHP 8.2 et Symfony 7.4.</w:t>
+                  <w:t>Langage et framework : PHP 8.2 et Symfony 7.4.</w:t>
                 </w:r>
               </w:p>
               <w:p>
@@ -9187,25 +8466,7 @@
                     <w:b/>
                     <w:color w:val="404040" w:themeColor="text1" w:themeTint="BF"/>
                   </w:rPr>
-                  <w:t xml:space="preserve">Données : </w:t>
-                </w:r>
-                <w:proofErr w:type="spellStart"/>
-                <w:r>
-                  <w:rPr>
-                    <w:rFonts w:cstheme="minorHAnsi"/>
-                    <w:b/>
-                    <w:color w:val="404040" w:themeColor="text1" w:themeTint="BF"/>
-                  </w:rPr>
-                  <w:t>MariaDB</w:t>
-                </w:r>
-                <w:proofErr w:type="spellEnd"/>
-                <w:r>
-                  <w:rPr>
-                    <w:rFonts w:cstheme="minorHAnsi"/>
-                    <w:b/>
-                    <w:color w:val="404040" w:themeColor="text1" w:themeTint="BF"/>
-                  </w:rPr>
-                  <w:t xml:space="preserve"> et Doctrine ORM.</w:t>
+                  <w:t>Données : MariaDB et Doctrine ORM.</w:t>
                 </w:r>
               </w:p>
               <w:p>
@@ -9229,41 +8490,13 @@
                 <w:pPr>
                   <w:spacing w:after="45"/>
                 </w:pPr>
-                <w:proofErr w:type="spellStart"/>
                 <w:r>
                   <w:rPr>
                     <w:rFonts w:cstheme="minorHAnsi"/>
                     <w:b/>
                     <w:color w:val="404040" w:themeColor="text1" w:themeTint="BF"/>
                   </w:rPr>
-                  <w:t>Templates</w:t>
-                </w:r>
-                <w:proofErr w:type="spellEnd"/>
-                <w:r>
-                  <w:rPr>
-                    <w:rFonts w:cstheme="minorHAnsi"/>
-                    <w:b/>
-                    <w:color w:val="404040" w:themeColor="text1" w:themeTint="BF"/>
-                  </w:rPr>
-                  <w:t xml:space="preserve"> et compilation : Twig et </w:t>
-                </w:r>
-                <w:proofErr w:type="spellStart"/>
-                <w:r>
-                  <w:rPr>
-                    <w:rFonts w:cstheme="minorHAnsi"/>
-                    <w:b/>
-                    <w:color w:val="404040" w:themeColor="text1" w:themeTint="BF"/>
-                  </w:rPr>
-                  <w:t>Webpack</w:t>
-                </w:r>
-                <w:proofErr w:type="spellEnd"/>
-                <w:r>
-                  <w:rPr>
-                    <w:rFonts w:cstheme="minorHAnsi"/>
-                    <w:b/>
-                    <w:color w:val="404040" w:themeColor="text1" w:themeTint="BF"/>
-                  </w:rPr>
-                  <w:t xml:space="preserve"> Encore.</w:t>
+                  <w:t>Templates et compilation : Twig et Webpack Encore.</w:t>
                 </w:r>
               </w:p>
             </w:tc>
@@ -9723,25 +8956,7 @@
                     <w:b/>
                     <w:color w:val="404040" w:themeColor="text1" w:themeTint="BF"/>
                   </w:rPr>
-                  <w:t xml:space="preserve">Formation Développeur web et web mobile — projet </w:t>
-                </w:r>
-                <w:proofErr w:type="spellStart"/>
-                <w:r>
-                  <w:rPr>
-                    <w:rFonts w:cstheme="minorHAnsi"/>
-                    <w:b/>
-                    <w:color w:val="404040" w:themeColor="text1" w:themeTint="BF"/>
-                  </w:rPr>
-                  <w:t>Steamish</w:t>
-                </w:r>
-                <w:proofErr w:type="spellEnd"/>
-                <w:r>
-                  <w:rPr>
-                    <w:rFonts w:cstheme="minorHAnsi"/>
-                    <w:b/>
-                    <w:color w:val="404040" w:themeColor="text1" w:themeTint="BF"/>
-                  </w:rPr>
-                  <w:t>.</w:t>
+                  <w:t>Formation Développeur web et web mobile — projet Steamish.</w:t>
                 </w:r>
               </w:p>
             </w:tc>
@@ -9888,7 +9103,6 @@
                 <w:color w:val="404040" w:themeColor="text1" w:themeTint="BF"/>
               </w:rPr>
             </w:pPr>
-            <w:proofErr w:type="gramStart"/>
             <w:r>
               <w:rPr>
                 <w:rFonts w:cstheme="minorHAnsi"/>
@@ -9897,7 +9111,6 @@
               </w:rPr>
               <w:t>au</w:t>
             </w:r>
-            <w:proofErr w:type="gramEnd"/>
           </w:p>
         </w:tc>
         <w:sdt>
@@ -10214,29 +9427,7 @@
                         <w:sz w:val="24"/>
                         <w:szCs w:val="24"/>
                       </w:rPr>
-                      <w:t xml:space="preserve">Développer la partie </w:t>
-                    </w:r>
-                    <w:proofErr w:type="spellStart"/>
-                    <w:r>
-                      <w:rPr>
-                        <w:rFonts w:cstheme="minorHAnsi"/>
-                        <w:b/>
-                        <w:color w:val="404040" w:themeColor="text1" w:themeTint="BF"/>
-                        <w:sz w:val="24"/>
-                        <w:szCs w:val="24"/>
-                      </w:rPr>
-                      <w:t>back-end</w:t>
-                    </w:r>
-                    <w:proofErr w:type="spellEnd"/>
-                    <w:r>
-                      <w:rPr>
-                        <w:rFonts w:cstheme="minorHAnsi"/>
-                        <w:b/>
-                        <w:color w:val="404040" w:themeColor="text1" w:themeTint="BF"/>
-                        <w:sz w:val="24"/>
-                        <w:szCs w:val="24"/>
-                      </w:rPr>
-                      <w:t xml:space="preserve"> d'une application web ou web mobile sécurisée</w:t>
+                      <w:t>Développer la partie back-end d'une application web ou web mobile sécurisée</w:t>
                     </w:r>
                   </w:p>
                 </w:tc>
@@ -10497,25 +9688,7 @@
                     <w:b/>
                     <w:color w:val="404040" w:themeColor="text1" w:themeTint="BF"/>
                   </w:rPr>
-                  <w:t xml:space="preserve">Lors d’un exercice de formation, j’ai développé une application en PHP permettant de rechercher des cocktails avec l’API </w:t>
-                </w:r>
-                <w:proofErr w:type="spellStart"/>
-                <w:r>
-                  <w:rPr>
-                    <w:rFonts w:cstheme="minorHAnsi"/>
-                    <w:b/>
-                    <w:color w:val="404040" w:themeColor="text1" w:themeTint="BF"/>
-                  </w:rPr>
-                  <w:t>TheCocktailDB</w:t>
-                </w:r>
-                <w:proofErr w:type="spellEnd"/>
-                <w:r>
-                  <w:rPr>
-                    <w:rFonts w:cstheme="minorHAnsi"/>
-                    <w:b/>
-                    <w:color w:val="404040" w:themeColor="text1" w:themeTint="BF"/>
-                  </w:rPr>
-                  <w:t xml:space="preserve"> et d’enregistrer ceux de son choix dans la base fournie pour l’exercice.</w:t>
+                  <w:t>Lors d’un exercice de formation, j’ai développé une application en PHP permettant de rechercher des cocktails avec l’API TheCocktailDB et d’enregistrer ceux de son choix dans la base fournie pour l’exercice.</w:t>
                 </w:r>
               </w:p>
               <w:p>
@@ -10549,25 +9722,7 @@
                     <w:b/>
                     <w:color w:val="404040" w:themeColor="text1" w:themeTint="BF"/>
                   </w:rPr>
-                  <w:t xml:space="preserve">Pour l’enregistrement, j’ai utilisé PDO et des requêtes préparées. </w:t>
-                </w:r>
-                <w:proofErr w:type="gramStart"/>
-                <w:r>
-                  <w:rPr>
-                    <w:rFonts w:cstheme="minorHAnsi"/>
-                    <w:b/>
-                    <w:color w:val="404040" w:themeColor="text1" w:themeTint="BF"/>
-                  </w:rPr>
-                  <w:t>Une requête SELECT</w:t>
-                </w:r>
-                <w:proofErr w:type="gramEnd"/>
-                <w:r>
-                  <w:rPr>
-                    <w:rFonts w:cstheme="minorHAnsi"/>
-                    <w:b/>
-                    <w:color w:val="404040" w:themeColor="text1" w:themeTint="BF"/>
-                  </w:rPr>
-                  <w:t xml:space="preserve"> vérifie si le cocktail est déjà présent avant son ajout avec INSERT. L’utilisateur est ensuite redirigé vers la liste des cocktails enregistrés.</w:t>
+                  <w:t>Pour l’enregistrement, j’ai utilisé PDO et des requêtes préparées. Une requête SELECT vérifie si le cocktail est déjà présent avant son ajout avec INSERT. L’utilisateur est ensuite redirigé vers la liste des cocktails enregistrés.</w:t>
                 </w:r>
               </w:p>
               <w:p>
@@ -10762,25 +9917,7 @@
                     <w:b/>
                     <w:color w:val="404040" w:themeColor="text1" w:themeTint="BF"/>
                   </w:rPr>
-                  <w:t xml:space="preserve">Base de données : MySQL / </w:t>
-                </w:r>
-                <w:proofErr w:type="spellStart"/>
-                <w:r>
-                  <w:rPr>
-                    <w:rFonts w:cstheme="minorHAnsi"/>
-                    <w:b/>
-                    <w:color w:val="404040" w:themeColor="text1" w:themeTint="BF"/>
-                  </w:rPr>
-                  <w:t>MariaDB</w:t>
-                </w:r>
-                <w:proofErr w:type="spellEnd"/>
-                <w:r>
-                  <w:rPr>
-                    <w:rFonts w:cstheme="minorHAnsi"/>
-                    <w:b/>
-                    <w:color w:val="404040" w:themeColor="text1" w:themeTint="BF"/>
-                  </w:rPr>
-                  <w:t>.</w:t>
+                  <w:t>Base de données : MySQL / MariaDB.</w:t>
                 </w:r>
               </w:p>
               <w:p>
@@ -10831,25 +9968,7 @@
                     <w:b/>
                     <w:color w:val="404040" w:themeColor="text1" w:themeTint="BF"/>
                   </w:rPr>
-                  <w:t xml:space="preserve">API utilisée : </w:t>
-                </w:r>
-                <w:proofErr w:type="spellStart"/>
-                <w:r>
-                  <w:rPr>
-                    <w:rFonts w:cstheme="minorHAnsi"/>
-                    <w:b/>
-                    <w:color w:val="404040" w:themeColor="text1" w:themeTint="BF"/>
-                  </w:rPr>
-                  <w:t>TheCocktailDB</w:t>
-                </w:r>
-                <w:proofErr w:type="spellEnd"/>
-                <w:r>
-                  <w:rPr>
-                    <w:rFonts w:cstheme="minorHAnsi"/>
-                    <w:b/>
-                    <w:color w:val="404040" w:themeColor="text1" w:themeTint="BF"/>
-                  </w:rPr>
-                  <w:t>.</w:t>
+                  <w:t>API utilisée : TheCocktailDB.</w:t>
                 </w:r>
               </w:p>
               <w:p>
@@ -11477,7 +10596,6 @@
                 <w:color w:val="404040" w:themeColor="text1" w:themeTint="BF"/>
               </w:rPr>
             </w:pPr>
-            <w:proofErr w:type="gramStart"/>
             <w:r>
               <w:rPr>
                 <w:rFonts w:cstheme="minorHAnsi"/>
@@ -11486,7 +10604,6 @@
               </w:rPr>
               <w:t>au</w:t>
             </w:r>
-            <w:proofErr w:type="gramEnd"/>
           </w:p>
         </w:tc>
         <w:sdt>
@@ -11790,29 +10907,7 @@
                         <w:sz w:val="24"/>
                         <w:szCs w:val="24"/>
                       </w:rPr>
-                      <w:t xml:space="preserve">Développer la partie </w:t>
-                    </w:r>
-                    <w:proofErr w:type="spellStart"/>
-                    <w:r>
-                      <w:rPr>
-                        <w:rFonts w:cstheme="minorHAnsi"/>
-                        <w:b/>
-                        <w:color w:val="404040" w:themeColor="text1" w:themeTint="BF"/>
-                        <w:sz w:val="24"/>
-                        <w:szCs w:val="24"/>
-                      </w:rPr>
-                      <w:t>back-end</w:t>
-                    </w:r>
-                    <w:proofErr w:type="spellEnd"/>
-                    <w:r>
-                      <w:rPr>
-                        <w:rFonts w:cstheme="minorHAnsi"/>
-                        <w:b/>
-                        <w:color w:val="404040" w:themeColor="text1" w:themeTint="BF"/>
-                        <w:sz w:val="24"/>
-                        <w:szCs w:val="24"/>
-                      </w:rPr>
-                      <w:t xml:space="preserve"> d'une application web ou web mobile sécurisée</w:t>
+                      <w:t>Développer la partie back-end d'une application web ou web mobile sécurisée</w:t>
                     </w:r>
                   </w:p>
                 </w:tc>
@@ -12082,43 +11177,7 @@
                     <w:b/>
                     <w:color w:val="404040" w:themeColor="text1" w:themeTint="BF"/>
                   </w:rPr>
-                  <w:t xml:space="preserve">J’ai rédigé un </w:t>
-                </w:r>
-                <w:proofErr w:type="spellStart"/>
-                <w:r>
-                  <w:rPr>
-                    <w:rFonts w:cstheme="minorHAnsi"/>
-                    <w:b/>
-                    <w:color w:val="404040" w:themeColor="text1" w:themeTint="BF"/>
-                  </w:rPr>
-                  <w:t>Dockerfile</w:t>
-                </w:r>
-                <w:proofErr w:type="spellEnd"/>
-                <w:r>
-                  <w:rPr>
-                    <w:rFonts w:cstheme="minorHAnsi"/>
-                    <w:b/>
-                    <w:color w:val="404040" w:themeColor="text1" w:themeTint="BF"/>
-                  </w:rPr>
-                  <w:t xml:space="preserve"> pour construire l’image PHP et installer les dépendances nécessaires. J’ai ensuite configuré les services avec Docker Compose, notamment le serveur PHP et la base </w:t>
-                </w:r>
-                <w:proofErr w:type="spellStart"/>
-                <w:r>
-                  <w:rPr>
-                    <w:rFonts w:cstheme="minorHAnsi"/>
-                    <w:b/>
-                    <w:color w:val="404040" w:themeColor="text1" w:themeTint="BF"/>
-                  </w:rPr>
-                  <w:t>MariaDB</w:t>
-                </w:r>
-                <w:proofErr w:type="spellEnd"/>
-                <w:r>
-                  <w:rPr>
-                    <w:rFonts w:cstheme="minorHAnsi"/>
-                    <w:b/>
-                    <w:color w:val="404040" w:themeColor="text1" w:themeTint="BF"/>
-                  </w:rPr>
-                  <w:t>.</w:t>
+                  <w:t>J’ai rédigé un Dockerfile pour construire l’image PHP et installer les dépendances nécessaires. J’ai ensuite configuré les services avec Docker Compose, notamment le serveur PHP et la base MariaDB.</w:t>
                 </w:r>
               </w:p>
               <w:p>
@@ -12286,25 +11345,7 @@
                     <w:b/>
                     <w:color w:val="404040" w:themeColor="text1" w:themeTint="BF"/>
                   </w:rPr>
-                  <w:t xml:space="preserve">Conteneurisation : Docker, </w:t>
-                </w:r>
-                <w:proofErr w:type="spellStart"/>
-                <w:r>
-                  <w:rPr>
-                    <w:rFonts w:cstheme="minorHAnsi"/>
-                    <w:b/>
-                    <w:color w:val="404040" w:themeColor="text1" w:themeTint="BF"/>
-                  </w:rPr>
-                  <w:t>Dockerfile</w:t>
-                </w:r>
-                <w:proofErr w:type="spellEnd"/>
-                <w:r>
-                  <w:rPr>
-                    <w:rFonts w:cstheme="minorHAnsi"/>
-                    <w:b/>
-                    <w:color w:val="404040" w:themeColor="text1" w:themeTint="BF"/>
-                  </w:rPr>
-                  <w:t xml:space="preserve"> et Docker Compose.</w:t>
+                  <w:t>Conteneurisation : Docker, Dockerfile et Docker Compose.</w:t>
                 </w:r>
               </w:p>
               <w:p>
@@ -12321,25 +11362,7 @@
                     <w:b/>
                     <w:color w:val="404040" w:themeColor="text1" w:themeTint="BF"/>
                   </w:rPr>
-                  <w:t xml:space="preserve">Environnement serveur : PHP et </w:t>
-                </w:r>
-                <w:proofErr w:type="spellStart"/>
-                <w:r>
-                  <w:rPr>
-                    <w:rFonts w:cstheme="minorHAnsi"/>
-                    <w:b/>
-                    <w:color w:val="404040" w:themeColor="text1" w:themeTint="BF"/>
-                  </w:rPr>
-                  <w:t>MariaDB</w:t>
-                </w:r>
-                <w:proofErr w:type="spellEnd"/>
-                <w:r>
-                  <w:rPr>
-                    <w:rFonts w:cstheme="minorHAnsi"/>
-                    <w:b/>
-                    <w:color w:val="404040" w:themeColor="text1" w:themeTint="BF"/>
-                  </w:rPr>
-                  <w:t>.</w:t>
+                  <w:t>Environnement serveur : PHP et MariaDB.</w:t>
                 </w:r>
               </w:p>
               <w:p>
@@ -12946,7 +11969,6 @@
                 <w:color w:val="404040" w:themeColor="text1" w:themeTint="BF"/>
               </w:rPr>
             </w:pPr>
-            <w:proofErr w:type="gramStart"/>
             <w:r>
               <w:rPr>
                 <w:rFonts w:cstheme="minorHAnsi"/>
@@ -12955,7 +11977,6 @@
               </w:rPr>
               <w:t>au</w:t>
             </w:r>
-            <w:proofErr w:type="gramEnd"/>
           </w:p>
         </w:tc>
         <w:sdt>
@@ -13198,7 +12219,6 @@
           <w:szCs w:val="24"/>
         </w:rPr>
       </w:pPr>
-      <w:proofErr w:type="gramStart"/>
       <w:r>
         <w:rPr>
           <w:rFonts w:cstheme="minorHAnsi"/>
@@ -13206,17 +12226,7 @@
           <w:sz w:val="24"/>
           <w:szCs w:val="24"/>
         </w:rPr>
-        <w:t>déclare</w:t>
-      </w:r>
-      <w:proofErr w:type="gramEnd"/>
-      <w:r>
-        <w:rPr>
-          <w:rFonts w:cstheme="minorHAnsi"/>
-          <w:color w:val="404040" w:themeColor="text1" w:themeTint="BF"/>
-          <w:sz w:val="24"/>
-          <w:szCs w:val="24"/>
-        </w:rPr>
-        <w:t xml:space="preserve"> sur l’honneur que les renseignements fournis dans ce dossier sont exacts et que je suis l’auteur(e) des réalisations jointes.</w:t>
+        <w:t>déclare sur l’honneur que les renseignements fournis dans ce dossier sont exacts et que je suis l’auteur(e) des réalisations jointes.</w:t>
       </w:r>
     </w:p>
     <w:p>
@@ -13255,7 +12265,6 @@
           <w:szCs w:val="24"/>
         </w:rPr>
       </w:pPr>
-      <w:proofErr w:type="gramStart"/>
       <w:r>
         <w:rPr>
           <w:rFonts w:cstheme="minorHAnsi"/>
@@ -13263,17 +12272,7 @@
           <w:sz w:val="24"/>
           <w:szCs w:val="24"/>
         </w:rPr>
-        <w:t>pour</w:t>
-      </w:r>
-      <w:proofErr w:type="gramEnd"/>
-      <w:r>
-        <w:rPr>
-          <w:rFonts w:cstheme="minorHAnsi"/>
-          <w:color w:val="404040" w:themeColor="text1" w:themeTint="BF"/>
-          <w:sz w:val="24"/>
-          <w:szCs w:val="24"/>
-        </w:rPr>
-        <w:t xml:space="preserve"> faire valoir ce que de droit.</w:t>
+        <w:t>pour faire valoir ce que de droit.</w:t>
       </w:r>
     </w:p>
     <w:p>
@@ -20126,6 +19125,7 @@
     <w:rsid w:val="004A531E"/>
     <w:rsid w:val="004C2C62"/>
     <w:rsid w:val="004E2F2C"/>
+    <w:rsid w:val="004E54EC"/>
     <w:rsid w:val="00563758"/>
     <w:rsid w:val="007006DA"/>
     <w:rsid w:val="0073464D"/>
@@ -20139,6 +19139,7 @@
     <w:rsid w:val="00A218B7"/>
     <w:rsid w:val="00AB20D5"/>
     <w:rsid w:val="00B92A5D"/>
+    <w:rsid w:val="00CE0096"/>
     <w:rsid w:val="00D53DB8"/>
     <w:rsid w:val="00D9085B"/>
     <w:rsid w:val="00E80FF6"/>
